--- a/juridico/app/Aviso de Privacidade.docx
+++ b/juridico/app/Aviso de Privacidade.docx
@@ -34,7 +34,7 @@
           <w:sz w:val="17"/>
           <w:szCs w:val="17"/>
         </w:rPr>
-        <w:t xml:space="preserve">Texto em vigor na aplicação, versão 2026-09-14  ·  para revisão</w:t>
+        <w:t xml:space="preserve">Texto em vigor na aplicação, versão 2026-09-28  ·  para revisão</w:t>
       </w:r>
     </w:p>
     <w:p>
@@ -428,7 +428,7 @@
                 <w:sz w:val="19"/>
                 <w:szCs w:val="19"/>
               </w:rPr>
-              <w:t xml:space="preserve">Passageiro e motorista · versão de 14 de Setembro de 2026</w:t>
+              <w:t xml:space="preserve">Passageiro e motorista · versão de 28 de Setembro de 2026</w:t>
             </w:r>
           </w:p>
         </w:tc>
@@ -472,7 +472,7 @@
                 <w:sz w:val="19"/>
                 <w:szCs w:val="19"/>
               </w:rPr>
-              <w:t xml:space="preserve">Pasajeiru no motorista · versaun 14 Setembru 2026</w:t>
+              <w:t xml:space="preserve">Pasajeiru no motorista · versaun 28 Setembru 2026</w:t>
             </w:r>
           </w:p>
         </w:tc>
@@ -516,7 +516,7 @@
                 <w:sz w:val="19"/>
                 <w:szCs w:val="19"/>
               </w:rPr>
-              <w:t xml:space="preserve">Passenger and driver · version of 14 September 2026</w:t>
+              <w:t xml:space="preserve">Passenger and driver · version of 28 September 2026</w:t>
             </w:r>
           </w:p>
         </w:tc>
@@ -1560,6 +1560,27 @@
               <w:t xml:space="preserve">A localização é usada para encaminhar pedidos, acompanhar a viagem, segurança e apoio. As funcionalidades de partilha de viagem e emergência só devem recolher ou enviar informação nos termos mostrados na aplicação. Não garantimos resposta de emergência; em perigo imediato, contacte os serviços locais competentes.</w:t>
             </w:r>
           </w:p>
+          <w:p>
+            <w:pPr>
+              <w:spacing w:after="40" w:line="264"/>
+            </w:pPr>
+          </w:p>
+          <w:p>
+            <w:pPr>
+              <w:spacing w:after="40" w:line="264"/>
+            </w:pPr>
+            <w:r>
+              <w:rPr>
+                <w:rFonts w:ascii="Calibri" w:cs="Calibri" w:eastAsia="Calibri" w:hAnsi="Calibri"/>
+                <w:b w:val="false"/>
+                <w:bCs w:val="false"/>
+                <w:color w:val="14201D"/>
+                <w:sz w:val="19"/>
+                <w:szCs w:val="19"/>
+              </w:rPr>
+              <w:t xml:space="preserve">Para melhorar os mapas, as rotas e as estimativas de tempo e de preço em Timor-Leste, guardamos também o percurso feito pelo veículo durante as viagens com passageiro a bordo, separado da viagem, do motorista e do passageiro. Antes de ser guardado, retiramos os troços a menos de 250 metros do local de recolha e do destino, e a data fica reduzida ao mês, ao dia da semana e à hora. Estes percursos não são usados para avaliar motoristas nem passageiros, e não são vendidos.</w:t>
+            </w:r>
+          </w:p>
         </w:tc>
         <w:tc>
           <w:tcPr>
@@ -1603,6 +1624,27 @@
               <w:t xml:space="preserve">Ami uza lokalizasaun atu orienta pedidu, akompaña viajen, seguransa no apoiu. Funsaun fahe viajen no emerjénsia sei halibur ka haruka informasaun tuir hirak neʼebé aplikasaun hatudu. Ami la garante resposta emerjénsia; iha perigu imediatu, kontaktu kedas ba servisu lokál kompetente sira.</w:t>
             </w:r>
           </w:p>
+          <w:p>
+            <w:pPr>
+              <w:spacing w:after="40" w:line="264"/>
+            </w:pPr>
+          </w:p>
+          <w:p>
+            <w:pPr>
+              <w:spacing w:after="40" w:line="264"/>
+            </w:pPr>
+            <w:r>
+              <w:rPr>
+                <w:rFonts w:ascii="Calibri" w:cs="Calibri" w:eastAsia="Calibri" w:hAnsi="Calibri"/>
+                <w:b w:val="false"/>
+                <w:bCs w:val="false"/>
+                <w:color w:val="14201D"/>
+                <w:sz w:val="19"/>
+                <w:szCs w:val="19"/>
+              </w:rPr>
+              <w:t xml:space="preserve">Atu hadiʼa mapa, dalan no estimativa tempu no folin iha Timor-Leste, ami rai mós dalan neʼebé veíkulu liu durante viajen ho pasajeiru, haketak husi viajen, motorista no pasajeiru. Molok rai, ami hasai parte neʼebé besik liu metru 250 husi fatin foti no destinu, no data hela deʼit fulan, loron semana no oras. Ami la uza dalan hirak-neʼe atu avalia motorista ka pasajeiru, no ami la faan.</w:t>
+            </w:r>
+          </w:p>
         </w:tc>
         <w:tc>
           <w:tcPr>
@@ -1644,6 +1686,27 @@
                 <w:szCs w:val="19"/>
               </w:rPr>
               <w:t xml:space="preserve">Location is used to route requests, follow the ride, and for safety and support. The share-ride and emergency features should only collect or send information on the terms shown in the application. We do not guarantee an emergency response; in the event of immediate danger, contact the competent local services.</w:t>
+            </w:r>
+          </w:p>
+          <w:p>
+            <w:pPr>
+              <w:spacing w:after="40" w:line="264"/>
+            </w:pPr>
+          </w:p>
+          <w:p>
+            <w:pPr>
+              <w:spacing w:after="40" w:line="264"/>
+            </w:pPr>
+            <w:r>
+              <w:rPr>
+                <w:rFonts w:ascii="Calibri" w:cs="Calibri" w:eastAsia="Calibri" w:hAnsi="Calibri"/>
+                <w:b w:val="false"/>
+                <w:bCs w:val="false"/>
+                <w:color w:val="14201D"/>
+                <w:sz w:val="19"/>
+                <w:szCs w:val="19"/>
+              </w:rPr>
+              <w:t xml:space="preserve">To improve the maps, routes and time and price estimates in Timor-Leste, we also keep the path taken by the vehicle during rides with a passenger on board, separated from the ride, the driver and the passenger. Before it is stored, we remove the sections within 250 metres of the pickup point and the destination, and the date is reduced to the month, the day of the week and the hour. These paths are not used to assess drivers or passengers, and are not sold.</w:t>
             </w:r>
           </w:p>
         </w:tc>
@@ -1712,7 +1775,28 @@
                 <w:sz w:val="19"/>
                 <w:szCs w:val="19"/>
               </w:rPr>
-              <w:t xml:space="preserve">Alguns prazos concretos: as fotografias de turno são guardadas 7 dias; as fotografias da carga, 7 dias depois de a viagem terminar; o registo detalhado de cada viagem (eventos e posições), 6 meses; o registo de quem, na equipa de gestão, consultou ou exportou dados, 24 meses. Os pagamentos da assinatura são guardados pelo tempo que as obrigações contabilísticas e fiscais exigirem.</w:t>
+              <w:t xml:space="preserve">Alguns prazos concretos: as fotografias de turno são guardadas 7 dias; as fotografias da carga, 7 dias depois de a viagem terminar; o registo detalhado de cada viagem (eventos e posições), 6 meses; o registo de quem, na equipa de gestão, consultou ou exportou dados, 24 meses. Os percursos anónimos para melhoria dos mapas são guardados 24 meses. Os pagamentos da assinatura são guardados pelo tempo que as obrigações contabilísticas e fiscais exigirem.</w:t>
+            </w:r>
+          </w:p>
+          <w:p>
+            <w:pPr>
+              <w:spacing w:after="40" w:line="264"/>
+            </w:pPr>
+          </w:p>
+          <w:p>
+            <w:pPr>
+              <w:spacing w:after="40" w:line="264"/>
+            </w:pPr>
+            <w:r>
+              <w:rPr>
+                <w:rFonts w:ascii="Calibri" w:cs="Calibri" w:eastAsia="Calibri" w:hAnsi="Calibri"/>
+                <w:b w:val="false"/>
+                <w:bCs w:val="false"/>
+                <w:color w:val="14201D"/>
+                <w:sz w:val="19"/>
+                <w:szCs w:val="19"/>
+              </w:rPr>
+              <w:t xml:space="preserve">Se reportar um problema numa viagem, o que escrever fica ligado aos dados dessa viagem (quem viajou, quem conduziu, a data, o percurso e o preço) para a equipa o poder tratar. Só a equipa de gestão o vê; a outra pessoa da viagem não é avisada. As ocorrências são guardadas 24 meses depois de tratadas.</w:t>
             </w:r>
           </w:p>
         </w:tc>
@@ -1776,7 +1860,28 @@
                 <w:sz w:val="19"/>
                 <w:szCs w:val="19"/>
               </w:rPr>
-              <w:t xml:space="preserve">Iha prazu espesífiku balun: fotografia turnu nian sei rai durante loron 7; fotografia karga nian, loron 7 hafoin viajen remata; rejistu detalladu kona-ba kada viajen (eventu no pozisaun), fulan 6; rejistu se nian, iha ekipa jestaun nian, konsulta ka esporta dadus fulan 24. Pagamentu ba asinatura ne'e sei kontinua iha tempu ne'ebé rekere obrigasaun kontabilidade no impostu sira.</w:t>
+              <w:t xml:space="preserve">Iha prazu espesífiku balun: fotografia turnu nian sei rai durante loron 7; fotografia karga nian, loron 7 hafoin viajen remata; rejistu detalladu kona-ba kada viajen (eventu no pozisaun), fulan 6; rejistu se nian, iha ekipa jestaun nian, konsulta ka esporta dadus fulan 24. Dalan anónimu atu hadiʼa mapa sei rai fulan 24. Pagamentu ba asinatura ne'e sei kontinua iha tempu ne'ebé rekere obrigasaun kontabilidade no impostu sira.</w:t>
+            </w:r>
+          </w:p>
+          <w:p>
+            <w:pPr>
+              <w:spacing w:after="40" w:line="264"/>
+            </w:pPr>
+          </w:p>
+          <w:p>
+            <w:pPr>
+              <w:spacing w:after="40" w:line="264"/>
+            </w:pPr>
+            <w:r>
+              <w:rPr>
+                <w:rFonts w:ascii="Calibri" w:cs="Calibri" w:eastAsia="Calibri" w:hAnsi="Calibri"/>
+                <w:b w:val="false"/>
+                <w:bCs w:val="false"/>
+                <w:color w:val="14201D"/>
+                <w:sz w:val="19"/>
+                <w:szCs w:val="19"/>
+              </w:rPr>
+              <w:t xml:space="preserve">Se ita relata problema ida iha viajen, saida mak ita hakerek sei liga ho dadus viajen neʼe nian (se mak viaja, se mak kondus, data, dalan no folin) atu ekipa bele trata. Ekipa jestaun deʼit mak haree; ema seluk iha viajen la hetan avizu. Okorrénsia sira sei rai fulan 24 hafoin trata ona.</w:t>
             </w:r>
           </w:p>
         </w:tc>
@@ -1840,7 +1945,28 @@
                 <w:sz w:val="19"/>
                 <w:szCs w:val="19"/>
               </w:rPr>
-              <w:t xml:space="preserve">Some specific periods: shift photographs are kept for 7 days; photographs of the load, for 7 days after the ride ends; the detailed record of each ride (events and positions), for 6 months; the record of who in the management team viewed or exported data, for 24 months. Subscription payments are kept for as long as accounting and tax obligations require.</w:t>
+              <w:t xml:space="preserve">Some specific periods: shift photographs are kept for 7 days; photographs of the load, for 7 days after the ride ends; the detailed record of each ride (events and positions), for 6 months; the record of who in the management team viewed or exported data, for 24 months. Anonymous paths used to improve the maps are kept for 24 months. Subscription payments are kept for as long as accounting and tax obligations require.</w:t>
+            </w:r>
+          </w:p>
+          <w:p>
+            <w:pPr>
+              <w:spacing w:after="40" w:line="264"/>
+            </w:pPr>
+          </w:p>
+          <w:p>
+            <w:pPr>
+              <w:spacing w:after="40" w:line="264"/>
+            </w:pPr>
+            <w:r>
+              <w:rPr>
+                <w:rFonts w:ascii="Calibri" w:cs="Calibri" w:eastAsia="Calibri" w:hAnsi="Calibri"/>
+                <w:b w:val="false"/>
+                <w:bCs w:val="false"/>
+                <w:color w:val="14201D"/>
+                <w:sz w:val="19"/>
+                <w:szCs w:val="19"/>
+              </w:rPr>
+              <w:t xml:space="preserve">If you report a problem on a ride, what you write is linked to that ride’s data (who travelled, who drove, the date, the route and the price) so that the team can deal with it. Only the management team sees it; the other person on the ride is not notified. Reports are kept for 24 months after they have been dealt with.</w:t>
             </w:r>
           </w:p>
         </w:tc>
@@ -2466,7 +2592,7 @@
         <w:sz w:val="15"/>
         <w:szCs w:val="15"/>
       </w:rPr>
-      <w:t xml:space="preserve">Aviso de Privacidade  ·  versão na app 2026-09-14  ·  página </w:t>
+      <w:t xml:space="preserve">Aviso de Privacidade  ·  versão na app 2026-09-28  ·  página </w:t>
     </w:r>
     <w:r>
       <w:rPr>

--- a/juridico/app/Aviso de Privacidade.docx
+++ b/juridico/app/Aviso de Privacidade.docx
@@ -698,7 +698,7 @@
                 <w:sz w:val="19"/>
                 <w:szCs w:val="19"/>
               </w:rPr>
-              <w:t xml:space="preserve">A TimorgianaRide é um serviço da Timorgiana, Lda, Bidau Toko-Baru, Cristo Rei, Timor-Leste, e trata os dados pessoais descritos neste aviso para operar e proteger a aplicação. Para dúvidas ou pedidos sobre dados, contacte +670 74192857 · +670 75684566.</w:t>
+              <w:t xml:space="preserve">A TimorgianaRide é um serviço da Timorgiara Neto, Unipessoal Lda, Bidau Toko-Baru, Cristo Rei, Timor-Leste, e trata os dados pessoais descritos neste aviso para operar e proteger a aplicação. Para dúvidas ou pedidos sobre dados, contacte +670 74192857 · +670 75684566.</w:t>
             </w:r>
           </w:p>
         </w:tc>
@@ -741,7 +741,7 @@
                 <w:sz w:val="19"/>
                 <w:szCs w:val="19"/>
               </w:rPr>
-              <w:t xml:space="preserve">TimorgianaRide hanesan servisu husi Timorgiana, Lda, Bidau Toko-Baru, Cristo Rei, Timor-Leste, no trata dadus pessoal neʼebé hakerek iha avizu ida neʼe atu opera no proteje aplikasaun. Ba pergunta ka pedidu kona-ba dadus, kontaktu +670 74192857 · +670 75684566.</w:t>
+              <w:t xml:space="preserve">TimorgianaRide hanesan servisu husi Timorgiara Neto, Unipessoal Lda, Bidau Toko-Baru, Cristo Rei, Timor-Leste, no trata dadus pessoal neʼebé hakerek iha avizu ida neʼe atu opera no proteje aplikasaun. Ba pergunta ka pedidu kona-ba dadus, kontaktu +670 74192857 · +670 75684566.</w:t>
             </w:r>
           </w:p>
         </w:tc>
@@ -784,7 +784,7 @@
                 <w:sz w:val="19"/>
                 <w:szCs w:val="19"/>
               </w:rPr>
-              <w:t xml:space="preserve">TimorgianaRide is a service of Timorgiana, Lda, Bidau Toko-Baru, Cristo Rei, Timor-Leste, and processes the personal data described in this notice in order to operate and protect the application. For questions or requests about data, contact +670 74192857 · +670 75684566.</w:t>
+              <w:t xml:space="preserve">TimorgianaRide is a service of Timorgiara Neto, Unipessoal Lda, Bidau Toko-Baru, Cristo Rei, Timor-Leste, and processes the personal data described in this notice in order to operate and protect the application. For questions or requests about data, contact +670 74192857 · +670 75684566.</w:t>
             </w:r>
           </w:p>
         </w:tc>
@@ -2685,7 +2685,7 @@
         <w:sz w:val="15"/>
         <w:szCs w:val="15"/>
       </w:rPr>
-      <w:t xml:space="preserve">TimorgianaRide  ·  Timorgiana, Lda</w:t>
+      <w:t xml:space="preserve">TimorgianaRide  ·  Timorgiara Neto, Unipessoal Lda</w:t>
     </w:r>
   </w:p>
 </w:hdr>

--- a/juridico/app/Aviso de Privacidade.docx
+++ b/juridico/app/Aviso de Privacidade.docx
@@ -698,7 +698,7 @@
                 <w:sz w:val="19"/>
                 <w:szCs w:val="19"/>
               </w:rPr>
-              <w:t xml:space="preserve">A TimorgianaRide é um serviço da Timorgiara Neto, Unipessoal Lda, Bidau Toko-Baru, Cristo Rei, Timor-Leste, e trata os dados pessoais descritos neste aviso para operar e proteger a aplicação. Para dúvidas ou pedidos sobre dados, contacte +670 74192857 · +670 75684566.</w:t>
+              <w:t xml:space="preserve">A TimorgianaRide é um serviço da Timorgiara Neto, Unipessoal, Lda, Bidau Toko-Baru, Cristo Rei, Timor-Leste, e trata os dados pessoais descritos neste aviso para operar e proteger a aplicação. Para dúvidas ou pedidos sobre dados, contacte +670 74192857 · +670 75684566.</w:t>
             </w:r>
           </w:p>
         </w:tc>
@@ -741,7 +741,7 @@
                 <w:sz w:val="19"/>
                 <w:szCs w:val="19"/>
               </w:rPr>
-              <w:t xml:space="preserve">TimorgianaRide hanesan servisu husi Timorgiara Neto, Unipessoal Lda, Bidau Toko-Baru, Cristo Rei, Timor-Leste, no trata dadus pessoal neʼebé hakerek iha avizu ida neʼe atu opera no proteje aplikasaun. Ba pergunta ka pedidu kona-ba dadus, kontaktu +670 74192857 · +670 75684566.</w:t>
+              <w:t xml:space="preserve">TimorgianaRide hanesan servisu husi Timorgiara Neto, Unipessoal, Lda, Bidau Toko-Baru, Cristo Rei, Timor-Leste, no trata dadus pessoal neʼebé hakerek iha avizu ida neʼe atu opera no proteje aplikasaun. Ba pergunta ka pedidu kona-ba dadus, kontaktu +670 74192857 · +670 75684566.</w:t>
             </w:r>
           </w:p>
         </w:tc>
@@ -784,7 +784,7 @@
                 <w:sz w:val="19"/>
                 <w:szCs w:val="19"/>
               </w:rPr>
-              <w:t xml:space="preserve">TimorgianaRide is a service of Timorgiara Neto, Unipessoal Lda, Bidau Toko-Baru, Cristo Rei, Timor-Leste, and processes the personal data described in this notice in order to operate and protect the application. For questions or requests about data, contact +670 74192857 · +670 75684566.</w:t>
+              <w:t xml:space="preserve">TimorgianaRide is a service of Timorgiara Neto, Unipessoal, Lda, Bidau Toko-Baru, Cristo Rei, Timor-Leste, and processes the personal data described in this notice in order to operate and protect the application. For questions or requests about data, contact +670 74192857 · +670 75684566.</w:t>
             </w:r>
           </w:p>
         </w:tc>
@@ -2685,7 +2685,7 @@
         <w:sz w:val="15"/>
         <w:szCs w:val="15"/>
       </w:rPr>
-      <w:t xml:space="preserve">TimorgianaRide  ·  Timorgiara Neto, Unipessoal Lda</w:t>
+      <w:t xml:space="preserve">TimorgianaRide  ·  Timorgiara Neto, Unipessoal, Lda</w:t>
     </w:r>
   </w:p>
 </w:hdr>

--- a/juridico/app/Aviso de Privacidade.docx
+++ b/juridico/app/Aviso de Privacidade.docx
@@ -698,7 +698,7 @@
                 <w:sz w:val="19"/>
                 <w:szCs w:val="19"/>
               </w:rPr>
-              <w:t xml:space="preserve">A TimorgianaRide é um serviço da Timorgiara Neto, Unipessoal, Lda, Bidau Toko-Baru, Cristo Rei, Timor-Leste, e trata os dados pessoais descritos neste aviso para operar e proteger a aplicação. Para dúvidas ou pedidos sobre dados, contacte +670 74192857 · +670 75684566.</w:t>
+              <w:t xml:space="preserve">A HAKAT é um serviço da Timorgiara Neto, Unipessoal, Lda, Bidau Toko-Baru, Cristo Rei, Timor-Leste, e trata os dados pessoais descritos neste aviso para operar e proteger a aplicação. Para dúvidas ou pedidos sobre dados, contacte +670 74192857 · +670 75684566.</w:t>
             </w:r>
           </w:p>
         </w:tc>
@@ -741,7 +741,7 @@
                 <w:sz w:val="19"/>
                 <w:szCs w:val="19"/>
               </w:rPr>
-              <w:t xml:space="preserve">TimorgianaRide hanesan servisu husi Timorgiara Neto, Unipessoal, Lda, Bidau Toko-Baru, Cristo Rei, Timor-Leste, no trata dadus pessoal neʼebé hakerek iha avizu ida neʼe atu opera no proteje aplikasaun. Ba pergunta ka pedidu kona-ba dadus, kontaktu +670 74192857 · +670 75684566.</w:t>
+              <w:t xml:space="preserve">HAKAT hanesan servisu husi Timorgiara Neto, Unipessoal, Lda, Bidau Toko-Baru, Cristo Rei, Timor-Leste, no trata dadus pessoal neʼebé hakerek iha avizu ida neʼe atu opera no proteje aplikasaun. Ba pergunta ka pedidu kona-ba dadus, kontaktu +670 74192857 · +670 75684566.</w:t>
             </w:r>
           </w:p>
         </w:tc>
@@ -784,7 +784,7 @@
                 <w:sz w:val="19"/>
                 <w:szCs w:val="19"/>
               </w:rPr>
-              <w:t xml:space="preserve">TimorgianaRide is a service of Timorgiara Neto, Unipessoal, Lda, Bidau Toko-Baru, Cristo Rei, Timor-Leste, and processes the personal data described in this notice in order to operate and protect the application. For questions or requests about data, contact +670 74192857 · +670 75684566.</w:t>
+              <w:t xml:space="preserve">HAKAT is a service of Timorgiara Neto, Unipessoal, Lda, Bidau Toko-Baru, Cristo Rei, Timor-Leste, and processes the personal data described in this notice in order to operate and protect the application. For questions or requests about data, contact +670 74192857 · +670 75684566.</w:t>
             </w:r>
           </w:p>
         </w:tc>
@@ -832,7 +832,7 @@
                 <w:sz w:val="19"/>
                 <w:szCs w:val="19"/>
               </w:rPr>
-              <w:t xml:space="preserve">Este aviso aplica-se a passageiros, motoristas, candidatos a motorista e pessoas que contactem a TimorgianaRide. Complementa os Termos de Utilização e deve ser lido antes de criar ou usar conta.</w:t>
+              <w:t xml:space="preserve">Este aviso aplica-se a passageiros, motoristas, candidatos a motorista e pessoas que contactem a HAKAT. Complementa os Termos de Utilização e deve ser lido antes de criar ou usar conta.</w:t>
             </w:r>
           </w:p>
         </w:tc>
@@ -875,7 +875,7 @@
                 <w:sz w:val="19"/>
                 <w:szCs w:val="19"/>
               </w:rPr>
-              <w:t xml:space="preserve">Avizu ida neʼe aplika ba pasajeiru, motorista, kandidatu ba motorista no ema neʼebé kontaktu ho TimorgianaRide. Nia kompleta Termos de Utilização no tenke lee molok kria ka uza konta.</w:t>
+              <w:t xml:space="preserve">Avizu ida neʼe aplika ba pasajeiru, motorista, kandidatu ba motorista no ema neʼebé kontaktu ho HAKAT. Nia kompleta Termos de Utilização no tenke lee molok kria ka uza konta.</w:t>
             </w:r>
           </w:p>
         </w:tc>
@@ -918,7 +918,7 @@
                 <w:sz w:val="19"/>
                 <w:szCs w:val="19"/>
               </w:rPr>
-              <w:t xml:space="preserve">This notice applies to passengers, drivers, applicants to become drivers, and people who contact TimorgianaRide. It supplements the Terms of Use and should be read before creating or using an account.</w:t>
+              <w:t xml:space="preserve">This notice applies to passengers, drivers, applicants to become drivers, and people who contact HAKAT. It supplements the Terms of Use and should be read before creating or using an account.</w:t>
             </w:r>
           </w:p>
         </w:tc>
@@ -2685,7 +2685,7 @@
         <w:sz w:val="15"/>
         <w:szCs w:val="15"/>
       </w:rPr>
-      <w:t xml:space="preserve">TimorgianaRide  ·  Timorgiara Neto, Unipessoal, Lda</w:t>
+      <w:t xml:space="preserve">HAKAT  ·  Timorgiara Neto, Unipessoal, Lda</w:t>
     </w:r>
   </w:p>
 </w:hdr>

--- a/juridico/app/Aviso de Privacidade.docx
+++ b/juridico/app/Aviso de Privacidade.docx
@@ -698,7 +698,7 @@
                 <w:sz w:val="19"/>
                 <w:szCs w:val="19"/>
               </w:rPr>
-              <w:t xml:space="preserve">A HAKAT é um serviço da Timorgiara Neto, Unipessoal, Lda, Bidau Toko-Baru, Cristo Rei, Timor-Leste, e trata os dados pessoais descritos neste aviso para operar e proteger a aplicação. Para dúvidas ou pedidos sobre dados, contacte +670 74192857 · +670 75684566.</w:t>
+              <w:t xml:space="preserve">A HAKAT é um serviço da Timorgiara Neto, Unipessoal, Lda., com sede no Zero III, Fatuhada, Dom Aleixo, Díli, Timor-Leste, e trata os dados pessoais descritos neste aviso para operar e proteger a aplicação. Para dúvidas ou pedidos sobre dados, contacte +670 74192857 · +670 75684566.</w:t>
             </w:r>
           </w:p>
         </w:tc>
@@ -741,7 +741,7 @@
                 <w:sz w:val="19"/>
                 <w:szCs w:val="19"/>
               </w:rPr>
-              <w:t xml:space="preserve">HAKAT hanesan servisu husi Timorgiara Neto, Unipessoal, Lda, Bidau Toko-Baru, Cristo Rei, Timor-Leste, no trata dadus pessoal neʼebé hakerek iha avizu ida neʼe atu opera no proteje aplikasaun. Ba pergunta ka pedidu kona-ba dadus, kontaktu +670 74192857 · +670 75684566.</w:t>
+              <w:t xml:space="preserve">HAKAT hanesan servisu husi Timorgiara Neto, Unipessoal, Lda., ho sede iha Zero III, Fatuhada, Dom Aleixo, Díli, Timor-Leste, no trata dadus pessoal neʼebé hakerek iha avizu ida neʼe atu opera no proteje aplikasaun. Ba pergunta ka pedidu kona-ba dadus, kontaktu +670 74192857 · +670 75684566.</w:t>
             </w:r>
           </w:p>
         </w:tc>
@@ -784,7 +784,7 @@
                 <w:sz w:val="19"/>
                 <w:szCs w:val="19"/>
               </w:rPr>
-              <w:t xml:space="preserve">HAKAT is a service of Timorgiara Neto, Unipessoal, Lda, Bidau Toko-Baru, Cristo Rei, Timor-Leste, and processes the personal data described in this notice in order to operate and protect the application. For questions or requests about data, contact +670 74192857 · +670 75684566.</w:t>
+              <w:t xml:space="preserve">HAKAT is a service of Timorgiara Neto, Unipessoal, Lda., with registered office at Zero III, Fatuhada, Dom Aleixo, Díli, Timor-Leste, and processes the personal data described in this notice in order to operate and protect the application. For questions or requests about data, contact +670 74192857 · +670 75684566.</w:t>
             </w:r>
           </w:p>
         </w:tc>
@@ -2685,7 +2685,7 @@
         <w:sz w:val="15"/>
         <w:szCs w:val="15"/>
       </w:rPr>
-      <w:t xml:space="preserve">HAKAT  ·  Timorgiara Neto, Unipessoal, Lda</w:t>
+      <w:t xml:space="preserve">HAKAT  ·  Timorgiara Neto, Unipessoal, Lda.</w:t>
     </w:r>
   </w:p>
 </w:hdr>
